--- a/Скрины Проект БД продвинтый уровень.docx
+++ b/Скрины Проект БД продвинтый уровень.docx
@@ -378,13 +378,11 @@
       <w:r>
         <w:t>Выполнен запрос</w:t>
       </w:r>
-    </w:p>
-    <w:p>
-      <w:pPr>
-        <w:rPr>
-          <w:lang w:val="en-US"/>
-        </w:rPr>
-      </w:pPr>
+      <w:r>
+        <w:t xml:space="preserve"> и оптимизация</w:t>
+      </w:r>
+    </w:p>
+    <w:p>
       <w:r>
         <w:rPr>
           <w:noProof/>
@@ -426,21 +424,13 @@
         </w:drawing>
       </w:r>
     </w:p>
-    <w:p>
-      <w:r>
-        <w:rPr>
-          <w:rStyle w:val="20"/>
+    <w:p/>
+    <w:p>
+      <w:r>
+        <w:rPr>
+          <w:noProof/>
         </w:rPr>
         <w:lastRenderedPageBreak/>
-        <w:t>Анализ запроса до оптимизации</w:t>
-      </w:r>
-      <w:r>
-        <w:t xml:space="preserve"> </w:t>
-      </w:r>
-      <w:r>
-        <w:rPr>
-          <w:noProof/>
-        </w:rPr>
         <w:drawing>
           <wp:inline distT="0" distB="0" distL="0" distR="0" wp14:anchorId="08A65D76" wp14:editId="04D6AE61">
             <wp:extent cx="5940425" cy="3341370"/>
@@ -479,6 +469,11 @@
       </w:r>
     </w:p>
     <w:p>
+      <w:pPr>
+        <w:rPr>
+          <w:lang w:val="en-US"/>
+        </w:rPr>
+      </w:pPr>
       <w:r>
         <w:rPr>
           <w:noProof/>
@@ -521,11 +516,24 @@
       </w:r>
     </w:p>
     <w:p>
+      <w:pPr>
+        <w:pStyle w:val="2"/>
+      </w:pPr>
+      <w:r>
+        <w:lastRenderedPageBreak/>
+        <w:t>Анализ после оптимизации</w:t>
+      </w:r>
+    </w:p>
+    <w:p>
+      <w:pPr>
+        <w:rPr>
+          <w:lang w:val="en-US"/>
+        </w:rPr>
+      </w:pPr>
       <w:r>
         <w:rPr>
           <w:noProof/>
         </w:rPr>
-        <w:lastRenderedPageBreak/>
         <w:drawing>
           <wp:inline distT="0" distB="0" distL="0" distR="0" wp14:anchorId="031D046D" wp14:editId="085BB755">
             <wp:extent cx="5940425" cy="3341370"/>
@@ -612,10 +620,15 @@
     </w:p>
     <w:p>
       <w:pPr>
+        <w:pStyle w:val="2"/>
         <w:rPr>
           <w:lang w:val="en-US"/>
         </w:rPr>
       </w:pPr>
+      <w:r>
+        <w:lastRenderedPageBreak/>
+        <w:t>Транзакции и блокировки:</w:t>
+      </w:r>
     </w:p>
     <w:p>
       <w:pPr>
@@ -625,22 +638,13 @@
       </w:pPr>
       <w:r>
         <w:rPr>
-          <w:lang w:val="en-US"/>
-        </w:rPr>
-        <w:t xml:space="preserve">Byltrcs </w:t>
-      </w:r>
-    </w:p>
-    <w:p>
-      <w:r>
-        <w:rPr>
           <w:noProof/>
         </w:rPr>
-        <w:lastRenderedPageBreak/>
         <w:drawing>
-          <wp:inline distT="0" distB="0" distL="0" distR="0" wp14:anchorId="44A7A77A" wp14:editId="42F4057C">
+          <wp:inline distT="0" distB="0" distL="0" distR="0" wp14:anchorId="543DC71D" wp14:editId="5B1C473D">
             <wp:extent cx="5940425" cy="3341370"/>
             <wp:effectExtent l="0" t="0" r="3175" b="0"/>
-            <wp:docPr id="1358809944" name="Рисунок 1"/>
+            <wp:docPr id="573227292" name="Рисунок 1"/>
             <wp:cNvGraphicFramePr>
               <a:graphicFrameLocks xmlns:a="http://schemas.openxmlformats.org/drawingml/2006/main" noChangeAspect="1"/>
             </wp:cNvGraphicFramePr>
@@ -648,7 +652,7 @@
               <a:graphicData uri="http://schemas.openxmlformats.org/drawingml/2006/picture">
                 <pic:pic xmlns:pic="http://schemas.openxmlformats.org/drawingml/2006/picture">
                   <pic:nvPicPr>
-                    <pic:cNvPr id="1358809944" name=""/>
+                    <pic:cNvPr id="573227292" name=""/>
                     <pic:cNvPicPr/>
                   </pic:nvPicPr>
                   <pic:blipFill>
@@ -679,31 +683,15 @@
           <w:lang w:val="en-US"/>
         </w:rPr>
       </w:pPr>
-    </w:p>
-    <w:p>
-      <w:pPr>
-        <w:rPr>
-          <w:lang w:val="en-US"/>
-        </w:rPr>
-      </w:pPr>
-    </w:p>
-    <w:p>
-      <w:pPr>
-        <w:rPr>
-          <w:lang w:val="en-US"/>
-        </w:rPr>
-      </w:pPr>
-    </w:p>
-    <w:p>
       <w:r>
         <w:rPr>
           <w:noProof/>
         </w:rPr>
         <w:drawing>
-          <wp:inline distT="0" distB="0" distL="0" distR="0" wp14:anchorId="41DE5D13" wp14:editId="35508F40">
+          <wp:inline distT="0" distB="0" distL="0" distR="0" wp14:anchorId="67053712" wp14:editId="47F7D8B2">
             <wp:extent cx="5940425" cy="3341370"/>
             <wp:effectExtent l="0" t="0" r="3175" b="0"/>
-            <wp:docPr id="385402724" name="Рисунок 1"/>
+            <wp:docPr id="1812969329" name="Рисунок 1"/>
             <wp:cNvGraphicFramePr>
               <a:graphicFrameLocks xmlns:a="http://schemas.openxmlformats.org/drawingml/2006/main" noChangeAspect="1"/>
             </wp:cNvGraphicFramePr>
@@ -711,7 +699,7 @@
               <a:graphicData uri="http://schemas.openxmlformats.org/drawingml/2006/picture">
                 <pic:pic xmlns:pic="http://schemas.openxmlformats.org/drawingml/2006/picture">
                   <pic:nvPicPr>
-                    <pic:cNvPr id="385402724" name=""/>
+                    <pic:cNvPr id="1812969329" name=""/>
                     <pic:cNvPicPr/>
                   </pic:nvPicPr>
                   <pic:blipFill>
@@ -736,39 +724,6 @@
         </w:drawing>
       </w:r>
     </w:p>
-    <w:p>
-      <w:r>
-        <w:t>Тяжелый запрос № 1 – поиск заказов после определенной даты</w:t>
-      </w:r>
-    </w:p>
-    <w:p>
-      <w:r>
-        <w:t>Анализ до оптимизации</w:t>
-      </w:r>
-    </w:p>
-    <w:p/>
-    <w:p>
-      <w:r>
-        <w:t>-- Шаг 2.2: ЗАПРОС №2 (JOIN + Фильтр)</w:t>
-      </w:r>
-    </w:p>
-    <w:p>
-      <w:r>
-        <w:t>-- Цель: получить информацию о заказах за январь 2025 вместе с именами</w:t>
-      </w:r>
-    </w:p>
-    <w:p/>
-    <w:p>
-      <w:r>
-        <w:t>-- АНАЛИЗ ЗАПРОСА №2 ДО ОПТИМИЗАЦИИ</w:t>
-      </w:r>
-    </w:p>
-    <w:p>
-      <w:r>
-        <w:t>-- Ожидаем: Seq Scan на таблице orders</w:t>
-      </w:r>
-    </w:p>
-    <w:p/>
     <w:sectPr>
       <w:pgSz w:w="11906" w:h="16838"/>
       <w:pgMar w:top="1134" w:right="850" w:bottom="1134" w:left="1701" w:header="708" w:footer="708" w:gutter="0"/>
